--- a/word_masters/ats_standard_rtl.docx
+++ b/word_masters/ats_standard_rtl.docx
@@ -9,10 +9,7 @@
       </w:pPr>
       <w:r>
         <w:rPr>
-          <w:rFonts w:ascii="Arial" w:hAnsi="Arial" w:eastAsia="Arial" w:cs="Arial"/>
-          <w:b/>
-          <w:bCs/>
-          <w:i w:val="0"/>
+          <w:rStyle w:val="CVName"/>
           <w:sz w:val="44"/>
           <w:szCs w:val="44"/>
           <w:rtl/>
@@ -27,10 +24,6 @@
       </w:pPr>
       <w:r>
         <w:rPr>
-          <w:rFonts w:cs="Arial"/>
-          <w:b w:val="0"/>
-          <w:bCs w:val="0"/>
-          <w:i w:val="0"/>
           <w:sz w:val="2"/>
           <w:szCs w:val="2"/>
           <w:rtl/>
@@ -45,10 +38,7 @@
       </w:pPr>
       <w:r>
         <w:rPr>
-          <w:rFonts w:cs="Arial"/>
-          <w:b/>
-          <w:bCs/>
-          <w:i w:val="0"/>
+          <w:rStyle w:val="CVBodyBold"/>
           <w:color w:val="55565A"/>
           <w:sz w:val="22"/>
           <w:szCs w:val="22"/>
@@ -64,10 +54,6 @@
       </w:pPr>
       <w:r>
         <w:rPr>
-          <w:rFonts w:cs="Arial"/>
-          <w:b w:val="0"/>
-          <w:bCs w:val="0"/>
-          <w:i w:val="0"/>
           <w:sz w:val="2"/>
           <w:szCs w:val="2"/>
           <w:rtl/>
@@ -82,10 +68,6 @@
       </w:pPr>
       <w:r>
         <w:rPr>
-          <w:rFonts w:cs="Arial"/>
-          <w:b w:val="0"/>
-          <w:bCs w:val="0"/>
-          <w:i w:val="0"/>
           <w:sz w:val="2"/>
           <w:szCs w:val="2"/>
           <w:rtl/>
@@ -100,10 +82,6 @@
       </w:pPr>
       <w:r>
         <w:rPr>
-          <w:rFonts w:cs="Arial"/>
-          <w:b w:val="0"/>
-          <w:bCs w:val="0"/>
-          <w:i w:val="0"/>
           <w:color w:val="55565A"/>
           <w:sz w:val="18"/>
           <w:szCs w:val="18"/>
@@ -119,10 +97,6 @@
       </w:pPr>
       <w:r>
         <w:rPr>
-          <w:rFonts w:cs="Arial"/>
-          <w:b w:val="0"/>
-          <w:bCs w:val="0"/>
-          <w:i w:val="0"/>
           <w:sz w:val="2"/>
           <w:szCs w:val="2"/>
           <w:rtl/>
@@ -137,10 +111,6 @@
       </w:pPr>
       <w:r>
         <w:rPr>
-          <w:rFonts w:cs="Arial"/>
-          <w:b w:val="0"/>
-          <w:bCs w:val="0"/>
-          <w:i w:val="0"/>
           <w:sz w:val="2"/>
           <w:szCs w:val="2"/>
           <w:rtl/>
@@ -159,12 +129,8 @@
       </w:pPr>
       <w:r>
         <w:rPr>
-          <w:rFonts w:ascii="Arial" w:hAnsi="Arial" w:eastAsia="Arial" w:cs="Arial"/>
-          <w:b/>
-          <w:bCs/>
-          <w:i w:val="0"/>
+          <w:rStyle w:val="CVHeading"/>
           <w:caps/>
-          <w:color w:val="000000"/>
           <w:spacing w:val="24"/>
           <w:sz w:val="18"/>
           <w:szCs w:val="18"/>
@@ -180,10 +146,6 @@
       </w:pPr>
       <w:r>
         <w:rPr>
-          <w:rFonts w:cs="Arial"/>
-          <w:b w:val="0"/>
-          <w:bCs w:val="0"/>
-          <w:i w:val="0"/>
           <w:sz w:val="20"/>
           <w:szCs w:val="20"/>
           <w:rtl/>
@@ -198,10 +160,6 @@
       </w:pPr>
       <w:r>
         <w:rPr>
-          <w:rFonts w:cs="Arial"/>
-          <w:b w:val="0"/>
-          <w:bCs w:val="0"/>
-          <w:i w:val="0"/>
           <w:sz w:val="2"/>
           <w:szCs w:val="2"/>
           <w:rtl/>
@@ -216,10 +174,6 @@
       </w:pPr>
       <w:r>
         <w:rPr>
-          <w:rFonts w:cs="Arial"/>
-          <w:b w:val="0"/>
-          <w:bCs w:val="0"/>
-          <w:i w:val="0"/>
           <w:sz w:val="2"/>
           <w:szCs w:val="2"/>
           <w:rtl/>
@@ -238,12 +192,8 @@
       </w:pPr>
       <w:r>
         <w:rPr>
-          <w:rFonts w:ascii="Arial" w:hAnsi="Arial" w:eastAsia="Arial" w:cs="Arial"/>
-          <w:b/>
-          <w:bCs/>
-          <w:i w:val="0"/>
+          <w:rStyle w:val="CVHeading"/>
           <w:caps/>
-          <w:color w:val="000000"/>
           <w:spacing w:val="24"/>
           <w:sz w:val="18"/>
           <w:szCs w:val="18"/>
@@ -285,10 +235,7 @@
             </w:pPr>
             <w:r>
               <w:rPr>
-                <w:rFonts w:ascii="Arial" w:hAnsi="Arial" w:cs="Arial"/>
-                <w:b/>
-                <w:bCs/>
-                <w:color w:val="000000"/>
+                <w:rStyle w:val="CVHeading"/>
                 <w:sz w:val="32"/>
                 <w:szCs w:val="32"/>
                 <w:rtl/>
@@ -303,9 +250,6 @@
             </w:pPr>
             <w:r>
               <w:rPr>
-                <w:rFonts w:cs="Arial"/>
-                <w:b w:val="0"/>
-                <w:bCs w:val="0"/>
                 <w:color w:val="55565A"/>
                 <w:sz w:val="17"/>
                 <w:szCs w:val="17"/>
@@ -326,10 +270,7 @@
             </w:pPr>
             <w:r>
               <w:rPr>
-                <w:rFonts w:ascii="Arial" w:hAnsi="Arial" w:cs="Arial"/>
-                <w:b/>
-                <w:bCs/>
-                <w:color w:val="000000"/>
+                <w:rStyle w:val="CVHeading"/>
                 <w:sz w:val="32"/>
                 <w:szCs w:val="32"/>
                 <w:rtl/>
@@ -344,9 +285,6 @@
             </w:pPr>
             <w:r>
               <w:rPr>
-                <w:rFonts w:cs="Arial"/>
-                <w:b w:val="0"/>
-                <w:bCs w:val="0"/>
                 <w:color w:val="55565A"/>
                 <w:sz w:val="17"/>
                 <w:szCs w:val="17"/>
@@ -367,10 +305,7 @@
             </w:pPr>
             <w:r>
               <w:rPr>
-                <w:rFonts w:ascii="Arial" w:hAnsi="Arial" w:cs="Arial"/>
-                <w:b/>
-                <w:bCs/>
-                <w:color w:val="000000"/>
+                <w:rStyle w:val="CVHeading"/>
                 <w:sz w:val="32"/>
                 <w:szCs w:val="32"/>
                 <w:rtl/>
@@ -385,9 +320,6 @@
             </w:pPr>
             <w:r>
               <w:rPr>
-                <w:rFonts w:cs="Arial"/>
-                <w:b w:val="0"/>
-                <w:bCs w:val="0"/>
                 <w:color w:val="55565A"/>
                 <w:sz w:val="17"/>
                 <w:szCs w:val="17"/>
@@ -408,10 +340,7 @@
             </w:pPr>
             <w:r>
               <w:rPr>
-                <w:rFonts w:ascii="Arial" w:hAnsi="Arial" w:cs="Arial"/>
-                <w:b/>
-                <w:bCs/>
-                <w:color w:val="000000"/>
+                <w:rStyle w:val="CVHeading"/>
                 <w:sz w:val="32"/>
                 <w:szCs w:val="32"/>
                 <w:rtl/>
@@ -426,9 +355,6 @@
             </w:pPr>
             <w:r>
               <w:rPr>
-                <w:rFonts w:cs="Arial"/>
-                <w:b w:val="0"/>
-                <w:bCs w:val="0"/>
                 <w:color w:val="55565A"/>
                 <w:sz w:val="17"/>
                 <w:szCs w:val="17"/>
@@ -447,10 +373,6 @@
       </w:pPr>
       <w:r>
         <w:rPr>
-          <w:rFonts w:cs="Arial"/>
-          <w:b w:val="0"/>
-          <w:bCs w:val="0"/>
-          <w:i w:val="0"/>
           <w:sz w:val="2"/>
           <w:szCs w:val="2"/>
           <w:rtl/>
@@ -465,10 +387,6 @@
       </w:pPr>
       <w:r>
         <w:rPr>
-          <w:rFonts w:cs="Arial"/>
-          <w:b w:val="0"/>
-          <w:bCs w:val="0"/>
-          <w:i w:val="0"/>
           <w:sz w:val="2"/>
           <w:szCs w:val="2"/>
           <w:rtl/>
@@ -487,12 +405,8 @@
       </w:pPr>
       <w:r>
         <w:rPr>
-          <w:rFonts w:ascii="Arial" w:hAnsi="Arial" w:eastAsia="Arial" w:cs="Arial"/>
-          <w:b/>
-          <w:bCs/>
-          <w:i w:val="0"/>
+          <w:rStyle w:val="CVHeading"/>
           <w:caps/>
-          <w:color w:val="000000"/>
           <w:spacing w:val="24"/>
           <w:sz w:val="18"/>
           <w:szCs w:val="18"/>
@@ -508,10 +422,6 @@
       </w:pPr>
       <w:r>
         <w:rPr>
-          <w:rFonts w:cs="Arial"/>
-          <w:b w:val="0"/>
-          <w:bCs w:val="0"/>
-          <w:i w:val="0"/>
           <w:sz w:val="2"/>
           <w:szCs w:val="2"/>
           <w:rtl/>
@@ -527,10 +437,7 @@
       </w:pPr>
       <w:r>
         <w:rPr>
-          <w:rFonts w:ascii="Arial" w:hAnsi="Arial" w:eastAsia="Arial" w:cs="Arial"/>
-          <w:b/>
-          <w:bCs/>
-          <w:i w:val="0"/>
+          <w:rStyle w:val="CVRole"/>
           <w:sz w:val="22"/>
           <w:szCs w:val="22"/>
           <w:rtl/>
@@ -545,10 +452,6 @@
       </w:pPr>
       <w:r>
         <w:rPr>
-          <w:rFonts w:cs="Arial"/>
-          <w:b w:val="0"/>
-          <w:bCs w:val="0"/>
-          <w:i w:val="0"/>
           <w:sz w:val="2"/>
           <w:szCs w:val="2"/>
           <w:rtl/>
@@ -564,10 +467,6 @@
       </w:pPr>
       <w:r>
         <w:rPr>
-          <w:rFonts w:cs="Arial"/>
-          <w:b w:val="0"/>
-          <w:bCs w:val="0"/>
-          <w:i w:val="0"/>
           <w:color w:val="55565A"/>
           <w:sz w:val="18"/>
           <w:szCs w:val="18"/>
@@ -583,10 +482,6 @@
       </w:pPr>
       <w:r>
         <w:rPr>
-          <w:rFonts w:cs="Arial"/>
-          <w:b w:val="0"/>
-          <w:bCs w:val="0"/>
-          <w:i w:val="0"/>
           <w:sz w:val="2"/>
           <w:szCs w:val="2"/>
           <w:rtl/>
@@ -601,10 +496,6 @@
       </w:pPr>
       <w:r>
         <w:rPr>
-          <w:rFonts w:cs="Arial"/>
-          <w:b w:val="0"/>
-          <w:bCs w:val="0"/>
-          <w:i w:val="0"/>
           <w:sz w:val="2"/>
           <w:szCs w:val="2"/>
           <w:rtl/>
@@ -620,10 +511,6 @@
       </w:pPr>
       <w:r>
         <w:rPr>
-          <w:rFonts w:cs="Arial"/>
-          <w:b w:val="0"/>
-          <w:bCs w:val="0"/>
-          <w:i w:val="0"/>
           <w:sz w:val="20"/>
           <w:szCs w:val="20"/>
           <w:rtl/>
@@ -638,10 +525,6 @@
       </w:pPr>
       <w:r>
         <w:rPr>
-          <w:rFonts w:cs="Arial"/>
-          <w:b w:val="0"/>
-          <w:bCs w:val="0"/>
-          <w:i w:val="0"/>
           <w:sz w:val="2"/>
           <w:szCs w:val="2"/>
           <w:rtl/>
@@ -656,10 +539,6 @@
       </w:pPr>
       <w:r>
         <w:rPr>
-          <w:rFonts w:cs="Arial"/>
-          <w:b w:val="0"/>
-          <w:bCs w:val="0"/>
-          <w:i w:val="0"/>
           <w:sz w:val="2"/>
           <w:szCs w:val="2"/>
           <w:rtl/>
@@ -674,10 +553,6 @@
       </w:pPr>
       <w:r>
         <w:rPr>
-          <w:rFonts w:cs="Arial"/>
-          <w:b w:val="0"/>
-          <w:bCs w:val="0"/>
-          <w:i w:val="0"/>
           <w:sz w:val="2"/>
           <w:szCs w:val="2"/>
           <w:rtl/>
@@ -692,10 +567,6 @@
       </w:pPr>
       <w:r>
         <w:rPr>
-          <w:rFonts w:cs="Arial"/>
-          <w:b w:val="0"/>
-          <w:bCs w:val="0"/>
-          <w:i w:val="0"/>
           <w:sz w:val="2"/>
           <w:szCs w:val="2"/>
           <w:rtl/>
@@ -714,12 +585,8 @@
       </w:pPr>
       <w:r>
         <w:rPr>
-          <w:rFonts w:ascii="Arial" w:hAnsi="Arial" w:eastAsia="Arial" w:cs="Arial"/>
-          <w:b/>
-          <w:bCs/>
-          <w:i w:val="0"/>
+          <w:rStyle w:val="CVHeading"/>
           <w:caps/>
-          <w:color w:val="000000"/>
           <w:spacing w:val="24"/>
           <w:sz w:val="18"/>
           <w:szCs w:val="18"/>
@@ -735,10 +602,6 @@
       </w:pPr>
       <w:r>
         <w:rPr>
-          <w:rFonts w:cs="Arial"/>
-          <w:b w:val="0"/>
-          <w:bCs w:val="0"/>
-          <w:i w:val="0"/>
           <w:sz w:val="2"/>
           <w:szCs w:val="2"/>
           <w:rtl/>
@@ -753,10 +616,6 @@
       </w:pPr>
       <w:r>
         <w:rPr>
-          <w:rFonts w:cs="Arial"/>
-          <w:b w:val="0"/>
-          <w:bCs w:val="0"/>
-          <w:i w:val="0"/>
           <w:sz w:val="20"/>
           <w:szCs w:val="20"/>
           <w:rtl/>
@@ -771,10 +630,6 @@
       </w:pPr>
       <w:r>
         <w:rPr>
-          <w:rFonts w:cs="Arial"/>
-          <w:b w:val="0"/>
-          <w:bCs w:val="0"/>
-          <w:i w:val="0"/>
           <w:sz w:val="2"/>
           <w:szCs w:val="2"/>
           <w:rtl/>
@@ -789,10 +644,6 @@
       </w:pPr>
       <w:r>
         <w:rPr>
-          <w:rFonts w:cs="Arial"/>
-          <w:b w:val="0"/>
-          <w:bCs w:val="0"/>
-          <w:i w:val="0"/>
           <w:sz w:val="2"/>
           <w:szCs w:val="2"/>
           <w:rtl/>
@@ -807,10 +658,6 @@
       </w:pPr>
       <w:r>
         <w:rPr>
-          <w:rFonts w:cs="Arial"/>
-          <w:b w:val="0"/>
-          <w:bCs w:val="0"/>
-          <w:i w:val="0"/>
           <w:sz w:val="2"/>
           <w:szCs w:val="2"/>
           <w:rtl/>
@@ -829,12 +676,8 @@
       </w:pPr>
       <w:r>
         <w:rPr>
-          <w:rFonts w:ascii="Arial" w:hAnsi="Arial" w:eastAsia="Arial" w:cs="Arial"/>
-          <w:b/>
-          <w:bCs/>
-          <w:i w:val="0"/>
+          <w:rStyle w:val="CVHeading"/>
           <w:caps/>
-          <w:color w:val="000000"/>
           <w:spacing w:val="24"/>
           <w:sz w:val="18"/>
           <w:szCs w:val="18"/>
@@ -850,10 +693,6 @@
       </w:pPr>
       <w:r>
         <w:rPr>
-          <w:rFonts w:cs="Arial"/>
-          <w:b w:val="0"/>
-          <w:bCs w:val="0"/>
-          <w:i w:val="0"/>
           <w:sz w:val="2"/>
           <w:szCs w:val="2"/>
           <w:rtl/>
@@ -868,10 +707,6 @@
       </w:pPr>
       <w:r>
         <w:rPr>
-          <w:rFonts w:cs="Arial"/>
-          <w:b w:val="0"/>
-          <w:bCs w:val="0"/>
-          <w:i w:val="0"/>
           <w:sz w:val="20"/>
           <w:szCs w:val="20"/>
           <w:rtl/>
@@ -886,10 +721,6 @@
       </w:pPr>
       <w:r>
         <w:rPr>
-          <w:rFonts w:cs="Arial"/>
-          <w:b w:val="0"/>
-          <w:bCs w:val="0"/>
-          <w:i w:val="0"/>
           <w:sz w:val="2"/>
           <w:szCs w:val="2"/>
           <w:rtl/>
@@ -904,10 +735,6 @@
       </w:pPr>
       <w:r>
         <w:rPr>
-          <w:rFonts w:cs="Arial"/>
-          <w:b w:val="0"/>
-          <w:bCs w:val="0"/>
-          <w:i w:val="0"/>
           <w:sz w:val="2"/>
           <w:szCs w:val="2"/>
           <w:rtl/>
@@ -922,10 +749,6 @@
       </w:pPr>
       <w:r>
         <w:rPr>
-          <w:rFonts w:cs="Arial"/>
-          <w:b w:val="0"/>
-          <w:bCs w:val="0"/>
-          <w:i w:val="0"/>
           <w:sz w:val="2"/>
           <w:szCs w:val="2"/>
           <w:rtl/>
@@ -944,12 +767,8 @@
       </w:pPr>
       <w:r>
         <w:rPr>
-          <w:rFonts w:ascii="Arial" w:hAnsi="Arial" w:eastAsia="Arial" w:cs="Arial"/>
-          <w:b/>
-          <w:bCs/>
-          <w:i w:val="0"/>
+          <w:rStyle w:val="CVHeading"/>
           <w:caps/>
-          <w:color w:val="000000"/>
           <w:spacing w:val="24"/>
           <w:sz w:val="18"/>
           <w:szCs w:val="18"/>
@@ -965,10 +784,6 @@
       </w:pPr>
       <w:r>
         <w:rPr>
-          <w:rFonts w:cs="Arial"/>
-          <w:b w:val="0"/>
-          <w:bCs w:val="0"/>
-          <w:i w:val="0"/>
           <w:sz w:val="2"/>
           <w:szCs w:val="2"/>
           <w:rtl/>
@@ -983,10 +798,6 @@
       </w:pPr>
       <w:r>
         <w:rPr>
-          <w:rFonts w:cs="Arial"/>
-          <w:b w:val="0"/>
-          <w:bCs w:val="0"/>
-          <w:i w:val="0"/>
           <w:sz w:val="20"/>
           <w:szCs w:val="20"/>
           <w:rtl/>
@@ -1001,10 +812,6 @@
       </w:pPr>
       <w:r>
         <w:rPr>
-          <w:rFonts w:cs="Arial"/>
-          <w:b w:val="0"/>
-          <w:bCs w:val="0"/>
-          <w:i w:val="0"/>
           <w:sz w:val="2"/>
           <w:szCs w:val="2"/>
           <w:rtl/>
@@ -1019,10 +826,6 @@
       </w:pPr>
       <w:r>
         <w:rPr>
-          <w:rFonts w:cs="Arial"/>
-          <w:b w:val="0"/>
-          <w:bCs w:val="0"/>
-          <w:i w:val="0"/>
           <w:sz w:val="2"/>
           <w:szCs w:val="2"/>
           <w:rtl/>
@@ -1037,10 +840,6 @@
       </w:pPr>
       <w:r>
         <w:rPr>
-          <w:rFonts w:cs="Arial"/>
-          <w:b w:val="0"/>
-          <w:bCs w:val="0"/>
-          <w:i w:val="0"/>
           <w:sz w:val="2"/>
           <w:szCs w:val="2"/>
           <w:rtl/>
@@ -1059,12 +858,8 @@
       </w:pPr>
       <w:r>
         <w:rPr>
-          <w:rFonts w:ascii="Arial" w:hAnsi="Arial" w:eastAsia="Arial" w:cs="Arial"/>
-          <w:b/>
-          <w:bCs/>
-          <w:i w:val="0"/>
+          <w:rStyle w:val="CVHeading"/>
           <w:caps/>
-          <w:color w:val="000000"/>
           <w:spacing w:val="24"/>
           <w:sz w:val="18"/>
           <w:szCs w:val="18"/>
@@ -1080,10 +875,6 @@
       </w:pPr>
       <w:r>
         <w:rPr>
-          <w:rFonts w:cs="Arial"/>
-          <w:b w:val="0"/>
-          <w:bCs w:val="0"/>
-          <w:i w:val="0"/>
           <w:sz w:val="20"/>
           <w:szCs w:val="20"/>
           <w:rtl/>
@@ -1098,10 +889,6 @@
       </w:pPr>
       <w:r>
         <w:rPr>
-          <w:rFonts w:cs="Arial"/>
-          <w:b w:val="0"/>
-          <w:bCs w:val="0"/>
-          <w:i w:val="0"/>
           <w:sz w:val="2"/>
           <w:szCs w:val="2"/>
           <w:rtl/>
@@ -1116,10 +903,6 @@
       </w:pPr>
       <w:r>
         <w:rPr>
-          <w:rFonts w:cs="Arial"/>
-          <w:b w:val="0"/>
-          <w:bCs w:val="0"/>
-          <w:i w:val="0"/>
           <w:sz w:val="2"/>
           <w:szCs w:val="2"/>
           <w:rtl/>
@@ -1138,12 +921,8 @@
       </w:pPr>
       <w:r>
         <w:rPr>
-          <w:rFonts w:ascii="Arial" w:hAnsi="Arial" w:eastAsia="Arial" w:cs="Arial"/>
-          <w:b/>
-          <w:bCs/>
-          <w:i w:val="0"/>
+          <w:rStyle w:val="CVHeading"/>
           <w:caps/>
-          <w:color w:val="000000"/>
           <w:spacing w:val="24"/>
           <w:sz w:val="18"/>
           <w:szCs w:val="18"/>
@@ -1159,10 +938,6 @@
       </w:pPr>
       <w:r>
         <w:rPr>
-          <w:rFonts w:cs="Arial"/>
-          <w:b w:val="0"/>
-          <w:bCs w:val="0"/>
-          <w:i w:val="0"/>
           <w:sz w:val="2"/>
           <w:szCs w:val="2"/>
           <w:rtl/>
@@ -1177,10 +952,6 @@
       </w:pPr>
       <w:r>
         <w:rPr>
-          <w:rFonts w:cs="Arial"/>
-          <w:b w:val="0"/>
-          <w:bCs w:val="0"/>
-          <w:i w:val="0"/>
           <w:sz w:val="20"/>
           <w:szCs w:val="20"/>
           <w:rtl/>
@@ -1195,10 +966,6 @@
       </w:pPr>
       <w:r>
         <w:rPr>
-          <w:rFonts w:cs="Arial"/>
-          <w:b w:val="0"/>
-          <w:bCs w:val="0"/>
-          <w:i w:val="0"/>
           <w:sz w:val="2"/>
           <w:szCs w:val="2"/>
           <w:rtl/>
@@ -1213,10 +980,6 @@
       </w:pPr>
       <w:r>
         <w:rPr>
-          <w:rFonts w:cs="Arial"/>
-          <w:b w:val="0"/>
-          <w:bCs w:val="0"/>
-          <w:i w:val="0"/>
           <w:sz w:val="2"/>
           <w:szCs w:val="2"/>
           <w:rtl/>
@@ -13285,6 +13048,46 @@
         <w:shd w:val="clear" w:color="auto" w:fill="FBCAA2" w:themeFill="accent6" w:themeFillTint="7F"/>
       </w:tcPr>
     </w:tblStylePr>
+  </w:style>
+  <w:style w:type="character" w:customStyle="1" w:styleId="CVName">
+    <w:name w:val="CV Name"/>
+    <w:rPr>
+      <w:rFonts w:ascii="Arial" w:hAnsi="Arial" w:eastAsia="Arial" w:cs="Arial"/>
+      <w:b/>
+      <w:bCs/>
+    </w:rPr>
+  </w:style>
+  <w:style w:type="character" w:customStyle="1" w:styleId="CVHeading">
+    <w:name w:val="CV Heading"/>
+    <w:rPr>
+      <w:rFonts w:ascii="Arial" w:hAnsi="Arial" w:eastAsia="Arial" w:cs="Arial"/>
+      <w:b/>
+      <w:bCs/>
+      <w:color w:val="000000"/>
+    </w:rPr>
+  </w:style>
+  <w:style w:type="character" w:customStyle="1" w:styleId="CVRole">
+    <w:name w:val="CV Role"/>
+    <w:rPr>
+      <w:rFonts w:ascii="Arial" w:hAnsi="Arial" w:eastAsia="Arial" w:cs="Arial"/>
+      <w:b/>
+      <w:bCs/>
+    </w:rPr>
+  </w:style>
+  <w:style w:type="character" w:customStyle="1" w:styleId="CVBodyBold">
+    <w:name w:val="CV Body Bold"/>
+    <w:rPr>
+      <w:rFonts w:ascii="Arial" w:hAnsi="Arial" w:eastAsia="Arial" w:cs="Arial"/>
+      <w:b/>
+      <w:bCs/>
+    </w:rPr>
+  </w:style>
+  <w:style w:type="character" w:customStyle="1" w:styleId="CVAccentText">
+    <w:name w:val="CV Accent Text"/>
+    <w:rPr>
+      <w:rFonts w:ascii="Arial" w:hAnsi="Arial" w:eastAsia="Arial" w:cs="Arial"/>
+      <w:color w:val="000000"/>
+    </w:rPr>
   </w:style>
 </w:styles>
 </file>

--- a/word_masters/ats_standard_rtl.docx
+++ b/word_masters/ats_standard_rtl.docx
@@ -1361,6 +1361,9 @@
     <w:name w:val="Normal"/>
     <w:qFormat/>
     <w:rsid w:val="00FC693F"/>
+    <w:pPr>
+      <w:widowControl/>
+    </w:pPr>
     <w:rPr>
       <w:rFonts w:ascii="Arial" w:hAnsi="Arial" w:eastAsia="Arial" w:cs="Arial"/>
       <w:color w:val="17181A"/>
